--- a/projects/TalmiEEG/shorter_index.docx
+++ b/projects/TalmiEEG/shorter_index.docx
@@ -30,19 +30,19 @@
         <w:pStyle w:val="FirstParagraph"/>
       </w:pPr>
       <w:r>
-        <w:t xml:space="preserve">We use a connectionist CMR architecture with a temporal context state.</w:t>
-      </w:r>
-      <w:r>
-        <w:t xml:space="preserve"> </w:t>
-      </w:r>
-      <w:r>
-        <w:t xml:space="preserve">We implement emotion and Early LPP as modulators of learning strength, rather than adding a separate emotional context layer.</w:t>
-      </w:r>
-      <w:r>
-        <w:t xml:space="preserve"> </w:t>
-      </w:r>
-      <w:r>
-        <w:t xml:space="preserve">This choice keeps the model aligned with standard retrieved-context dynamics while ensuring that emotion-only, LPP main-effects, and LPP interaction variants differ only in a single encoding pathway.</w:t>
+        <w:t xml:space="preserve">We use a connectionist CMR architecture with a temporal context state and bidirectional item-context associations.</w:t>
+      </w:r>
+      <w:r>
+        <w:t xml:space="preserve"> </w:t>
+      </w:r>
+      <w:r>
+        <w:t xml:space="preserve">We implement emotion and Early LPP as modulators of learning strength, and we do not include a separate emotional context layer.</w:t>
+      </w:r>
+      <w:r>
+        <w:t xml:space="preserve"> </w:t>
+      </w:r>
+      <w:r>
+        <w:t xml:space="preserve">This keeps the retrieved-context dynamics fixed across variants while localizing emotion/LPP effects to a single encoding pathway.</w:t>
       </w:r>
     </w:p>
     <w:p>
@@ -178,14 +178,12 @@
           <w:tbl>
             <w:tblPr>
               <w:tblStyle w:val="Table"/>
-              <w:tblW w:type="pct" w:w="5000"/>
-              <w:tblLayout w:type="fixed"/>
+              <w:tblW w:type="auto" w:w="0"/>
               <w:tblLook w:firstRow="1" w:lastRow="0" w:firstColumn="0" w:lastColumn="0" w:noHBand="0" w:noVBand="0" w:val="0020"/>
             </w:tblPr>
             <w:tblGrid>
-              <w:gridCol w:w="2640"/>
-              <w:gridCol w:w="2640"/>
-              <w:gridCol w:w="2640"/>
+              <w:gridCol w:w="3960"/>
+              <w:gridCol w:w="3960"/>
             </w:tblGrid>
             <w:tr>
               <w:trPr>
@@ -213,20 +211,7 @@
                     <w:jc w:val="center"/>
                   </w:pPr>
                   <w:r>
-                    <w:t xml:space="preserve">Name</w:t>
-                  </w:r>
-                </w:p>
-              </w:tc>
-              <w:tc>
-                <w:tcPr/>
-                <w:p>
-                  <w:pPr>
-                    <w:pStyle w:val="Compact"/>
-                    <w:jc w:val="left"/>
-                    <w:jc w:val="center"/>
-                  </w:pPr>
-                  <w:r>
-                    <w:t xml:space="preserve">Description</w:t>
+                    <w:t xml:space="preserve">Meaning</w:t>
                   </w:r>
                 </w:p>
               </w:tc>
@@ -269,19 +254,6 @@
                   </w:r>
                 </w:p>
               </w:tc>
-              <w:tc>
-                <w:tcPr/>
-                <w:p>
-                  <w:pPr>
-                    <w:pStyle w:val="Compact"/>
-                    <w:jc w:val="left"/>
-                    <w:jc w:val="center"/>
-                  </w:pPr>
-                  <w:r>
-                    <w:t xml:space="preserve">Recency-weighted summary of prior items</w:t>
-                  </w:r>
-                </w:p>
-              </w:tc>
             </w:tr>
             <w:tr>
               <w:tc>
@@ -317,29 +289,8 @@
                     <w:jc w:val="center"/>
                   </w:pPr>
                   <w:r>
-                    <w:t xml:space="preserve">item features</w:t>
+                    <w:t xml:space="preserve">item feature vector (one-hot)</w:t>
                   </w:r>
-                </w:p>
-              </w:tc>
-              <w:tc>
-                <w:tcPr/>
-                <w:p>
-                  <w:pPr>
-                    <w:pStyle w:val="Compact"/>
-                    <w:jc w:val="left"/>
-                    <w:jc w:val="center"/>
-                  </w:pPr>
-                  <w:r>
-                    <w:t xml:space="preserve">One-hot representation of item</w:t>
-                  </w:r>
-                  <w:r>
-                    <w:t xml:space="preserve"> </w:t>
-                  </w:r>
-                  <m:oMath>
-                    <m:r>
-                      <m:t>i</m:t>
-                    </m:r>
-                  </m:oMath>
                 </w:p>
               </w:tc>
             </w:tr>
@@ -380,20 +331,7 @@
                     <w:jc w:val="center"/>
                   </w:pPr>
                   <w:r>
-                    <w:t xml:space="preserve">item-to-temporal-context memory</w:t>
-                  </w:r>
-                </w:p>
-              </w:tc>
-              <w:tc>
-                <w:tcPr/>
-                <w:p>
-                  <w:pPr>
-                    <w:pStyle w:val="Compact"/>
-                    <w:jc w:val="left"/>
-                    <w:jc w:val="center"/>
-                  </w:pPr>
-                  <w:r>
-                    <w:t xml:space="preserve">Feature-to-context associations</w:t>
+                    <w:t xml:space="preserve">feature-to-context associations</w:t>
                   </w:r>
                 </w:p>
               </w:tc>
@@ -435,20 +373,7 @@
                     <w:jc w:val="center"/>
                   </w:pPr>
                   <w:r>
-                    <w:t xml:space="preserve">context-to-item memory</w:t>
-                  </w:r>
-                </w:p>
-              </w:tc>
-              <w:tc>
-                <w:tcPr/>
-                <w:p>
-                  <w:pPr>
-                    <w:pStyle w:val="Compact"/>
-                    <w:jc w:val="left"/>
-                    <w:jc w:val="center"/>
-                  </w:pPr>
-                  <w:r>
-                    <w:t xml:space="preserve">Temporal context cueing item features</w:t>
+                    <w:t xml:space="preserve">context-to-feature associations</w:t>
                   </w:r>
                 </w:p>
               </w:tc>
@@ -494,19 +419,6 @@
                   </w:pPr>
                   <w:r>
                     <w:t xml:space="preserve">encoding drift rate</w:t>
-                  </w:r>
-                </w:p>
-              </w:tc>
-              <w:tc>
-                <w:tcPr/>
-                <w:p>
-                  <w:pPr>
-                    <w:pStyle w:val="Compact"/>
-                    <w:jc w:val="left"/>
-                    <w:jc w:val="center"/>
-                  </w:pPr>
-                  <w:r>
-                    <w:t xml:space="preserve">Integration rate of temporal context during encoding</w:t>
                   </w:r>
                 </w:p>
               </w:tc>
@@ -557,20 +469,7 @@
                     <w:jc w:val="center"/>
                   </w:pPr>
                   <w:r>
-                    <w:t xml:space="preserve">start drift rate</w:t>
-                  </w:r>
-                </w:p>
-              </w:tc>
-              <w:tc>
-                <w:tcPr/>
-                <w:p>
-                  <w:pPr>
-                    <w:pStyle w:val="Compact"/>
-                    <w:jc w:val="left"/>
-                    <w:jc w:val="center"/>
-                  </w:pPr>
-                  <w:r>
-                    <w:t xml:space="preserve">Start-list context integration at recall onset</w:t>
+                    <w:t xml:space="preserve">start-list drift rate</w:t>
                   </w:r>
                 </w:p>
               </w:tc>
@@ -619,19 +518,6 @@
                   </w:r>
                 </w:p>
               </w:tc>
-              <w:tc>
-                <w:tcPr/>
-                <w:p>
-                  <w:pPr>
-                    <w:pStyle w:val="Compact"/>
-                    <w:jc w:val="left"/>
-                    <w:jc w:val="center"/>
-                  </w:pPr>
-                  <w:r>
-                    <w:t xml:space="preserve">Integration rate of temporal context during recall</w:t>
-                  </w:r>
-                </w:p>
-              </w:tc>
             </w:tr>
             <w:tr>
               <w:tc>
@@ -658,20 +544,7 @@
                     <w:jc w:val="center"/>
                   </w:pPr>
                   <w:r>
-                    <w:t xml:space="preserve">shared support</w:t>
-                  </w:r>
-                </w:p>
-              </w:tc>
-              <w:tc>
-                <w:tcPr/>
-                <w:p>
-                  <w:pPr>
-                    <w:pStyle w:val="Compact"/>
-                    <w:jc w:val="left"/>
-                    <w:jc w:val="center"/>
-                  </w:pPr>
-                  <w:r>
-                    <w:t xml:space="preserve">Uniform pre-experimental support in</w:t>
+                    <w:t xml:space="preserve">shared support in</w:t>
                   </w:r>
                   <w:r>
                     <w:t xml:space="preserve"> </w:t>
@@ -721,20 +594,7 @@
                     <w:jc w:val="center"/>
                   </w:pPr>
                   <w:r>
-                    <w:t xml:space="preserve">item support</w:t>
-                  </w:r>
-                </w:p>
-              </w:tc>
-              <w:tc>
-                <w:tcPr/>
-                <w:p>
-                  <w:pPr>
-                    <w:pStyle w:val="Compact"/>
-                    <w:jc w:val="left"/>
-                    <w:jc w:val="center"/>
-                  </w:pPr>
-                  <w:r>
-                    <w:t xml:space="preserve">Self-support in</w:t>
+                    <w:t xml:space="preserve">self-support in</w:t>
                   </w:r>
                   <w:r>
                     <w:t xml:space="preserve"> </w:t>
@@ -784,25 +644,15 @@
                     <w:jc w:val="center"/>
                   </w:pPr>
                   <w:r>
-                    <w:t xml:space="preserve">learning rate</w:t>
-                  </w:r>
-                </w:p>
-              </w:tc>
-              <w:tc>
-                <w:tcPr/>
-                <w:p>
-                  <w:pPr>
-                    <w:pStyle w:val="Compact"/>
-                    <w:jc w:val="left"/>
-                    <w:jc w:val="center"/>
-                  </w:pPr>
-                  <w:r>
-                    <w:t xml:space="preserve">Feature-to-context learning rate in</w:t>
+                    <w:t xml:space="preserve">learning rate for</w:t>
                   </w:r>
                   <w:r>
                     <w:t xml:space="preserve"> </w:t>
                   </w:r>
                   <m:oMath>
+                    <m:r>
+                      <m:t>Δ</m:t>
+                    </m:r>
                     <m:sSup>
                       <m:e>
                         <m:r>
@@ -860,45 +710,6 @@
                   </w:r>
                 </w:p>
               </w:tc>
-              <w:tc>
-                <w:tcPr/>
-                <w:p>
-                  <w:pPr>
-                    <w:pStyle w:val="Compact"/>
-                    <w:jc w:val="left"/>
-                    <w:jc w:val="center"/>
-                  </w:pPr>
-                  <w:r>
-                    <w:t xml:space="preserve">Initial boost to</w:t>
-                  </w:r>
-                  <w:r>
-                    <w:t xml:space="preserve"> </w:t>
-                  </w:r>
-                  <m:oMath>
-                    <m:sSup>
-                      <m:e>
-                        <m:r>
-                          <m:t>M</m:t>
-                        </m:r>
-                      </m:e>
-                      <m:sup>
-                        <m:r>
-                          <m:t>C</m:t>
-                        </m:r>
-                        <m:r>
-                          <m:t>F</m:t>
-                        </m:r>
-                      </m:sup>
-                    </m:sSup>
-                  </m:oMath>
-                  <w:r>
-                    <w:t xml:space="preserve"> </w:t>
-                  </w:r>
-                  <w:r>
-                    <w:t xml:space="preserve">learning</w:t>
-                  </w:r>
-                </w:p>
-              </w:tc>
             </w:tr>
             <w:tr>
               <w:tc>
@@ -935,19 +746,6 @@
                   </w:pPr>
                   <w:r>
                     <w:t xml:space="preserve">primacy decay</w:t>
-                  </w:r>
-                </w:p>
-              </w:tc>
-              <w:tc>
-                <w:tcPr/>
-                <w:p>
-                  <w:pPr>
-                    <w:pStyle w:val="Compact"/>
-                    <w:jc w:val="left"/>
-                    <w:jc w:val="center"/>
-                  </w:pPr>
-                  <w:r>
-                    <w:t xml:space="preserve">Decay rate of the primacy boost</w:t>
                   </w:r>
                 </w:p>
               </w:tc>
@@ -990,19 +788,6 @@
                   </w:r>
                 </w:p>
               </w:tc>
-              <w:tc>
-                <w:tcPr/>
-                <w:p>
-                  <w:pPr>
-                    <w:pStyle w:val="Compact"/>
-                    <w:jc w:val="left"/>
-                    <w:jc w:val="center"/>
-                  </w:pPr>
-                  <w:r>
-                    <w:t xml:space="preserve">Exponent for Luce-style competition</w:t>
-                  </w:r>
-                </w:p>
-              </w:tc>
             </w:tr>
             <w:tr>
               <w:tc>
@@ -1017,21 +802,12 @@
                     <m:sSub>
                       <m:e>
                         <m:r>
-                          <m:t>ϕ</m:t>
+                          <m:t>g</m:t>
                         </m:r>
                       </m:e>
                       <m:sub>
                         <m:r>
-                          <m:t>e</m:t>
-                        </m:r>
-                        <m:r>
-                          <m:t>m</m:t>
-                        </m:r>
-                        <m:r>
-                          <m:t>o</m:t>
-                        </m:r>
-                        <m:r>
-                          <m:t>t</m:t>
+                          <m:t>i</m:t>
                         </m:r>
                       </m:sub>
                     </m:sSub>
@@ -1047,52 +823,7 @@
                     <w:jc w:val="center"/>
                   </w:pPr>
                   <w:r>
-                    <w:t xml:space="preserve">emotional learning boost</w:t>
-                  </w:r>
-                </w:p>
-              </w:tc>
-              <w:tc>
-                <w:tcPr/>
-                <w:p>
-                  <w:pPr>
-                    <w:pStyle w:val="Compact"/>
-                    <w:jc w:val="left"/>
-                    <w:jc w:val="center"/>
-                  </w:pPr>
-                  <w:r>
-                    <w:t xml:space="preserve">Value is</w:t>
-                  </w:r>
-                  <w:r>
-                    <w:t xml:space="preserve"> </w:t>
-                  </w:r>
-                  <m:oMath>
-                    <m:sSub>
-                      <m:e>
-                        <m:r>
-                          <m:t>ϕ</m:t>
-                        </m:r>
-                      </m:e>
-                      <m:sub>
-                        <m:r>
-                          <m:t>e</m:t>
-                        </m:r>
-                        <m:r>
-                          <m:t>m</m:t>
-                        </m:r>
-                        <m:r>
-                          <m:t>o</m:t>
-                        </m:r>
-                        <m:r>
-                          <m:t>t</m:t>
-                        </m:r>
-                      </m:sub>
-                    </m:sSub>
-                  </m:oMath>
-                  <w:r>
-                    <w:t xml:space="preserve"> </w:t>
-                  </w:r>
-                  <w:r>
-                    <w:t xml:space="preserve">for emotional items and 0 for neutral items</w:t>
+                    <w:t xml:space="preserve">learning strength</w:t>
                   </w:r>
                 </w:p>
               </w:tc>
@@ -1131,29 +862,8 @@
                     <w:jc w:val="center"/>
                   </w:pPr>
                   <w:r>
-                    <w:t xml:space="preserve">centered Early LPP</w:t>
+                    <w:t xml:space="preserve">list-centered Early LPP</w:t>
                   </w:r>
-                </w:p>
-              </w:tc>
-              <w:tc>
-                <w:tcPr/>
-                <w:p>
-                  <w:pPr>
-                    <w:pStyle w:val="Compact"/>
-                    <w:jc w:val="left"/>
-                    <w:jc w:val="center"/>
-                  </w:pPr>
-                  <w:r>
-                    <w:t xml:space="preserve">List-centered Early LPP for item</w:t>
-                  </w:r>
-                  <w:r>
-                    <w:t xml:space="preserve"> </w:t>
-                  </w:r>
-                  <m:oMath>
-                    <m:r>
-                      <m:t>i</m:t>
-                    </m:r>
-                  </m:oMath>
                 </w:p>
               </w:tc>
             </w:tr>
@@ -1179,46 +889,12 @@
                         </m:r>
                       </m:sub>
                     </m:sSub>
-                  </m:oMath>
-                </w:p>
-              </w:tc>
-              <w:tc>
-                <w:tcPr/>
-                <w:p>
-                  <w:pPr>
-                    <w:pStyle w:val="Compact"/>
-                    <w:jc w:val="left"/>
-                    <w:jc w:val="center"/>
-                  </w:pPr>
-                  <w:r>
-                    <w:t xml:space="preserve">LPP main scale</w:t>
-                  </w:r>
-                </w:p>
-              </w:tc>
-              <w:tc>
-                <w:tcPr/>
-                <w:p>
-                  <w:pPr>
-                    <w:pStyle w:val="Compact"/>
-                    <w:jc w:val="left"/>
-                    <w:jc w:val="center"/>
-                  </w:pPr>
-                  <w:r>
-                    <w:t xml:space="preserve">Slope for LPP main effect</w:t>
-                  </w:r>
-                </w:p>
-              </w:tc>
-            </w:tr>
-            <w:tr>
-              <w:tc>
-                <w:tcPr/>
-                <w:p>
-                  <w:pPr>
-                    <w:pStyle w:val="Compact"/>
-                    <w:jc w:val="left"/>
-                    <w:jc w:val="center"/>
-                  </w:pPr>
-                  <m:oMath>
+                    <m:r>
+                      <m:rPr>
+                        <m:sty m:val="p"/>
+                      </m:rPr>
+                      <m:t>,</m:t>
+                    </m:r>
                     <m:sSub>
                       <m:e>
                         <m:r>
@@ -1243,20 +919,7 @@
                     <w:jc w:val="center"/>
                   </w:pPr>
                   <w:r>
-                    <w:t xml:space="preserve">LPP main threshold</w:t>
-                  </w:r>
-                </w:p>
-              </w:tc>
-              <w:tc>
-                <w:tcPr/>
-                <w:p>
-                  <w:pPr>
-                    <w:pStyle w:val="Compact"/>
-                    <w:jc w:val="left"/>
-                    <w:jc w:val="center"/>
-                  </w:pPr>
-                  <w:r>
-                    <w:t xml:space="preserve">Centering offset for the LPP main effect</w:t>
+                    <w:t xml:space="preserve">LPP main-effect slope, offset</w:t>
                   </w:r>
                 </w:p>
               </w:tc>
@@ -1286,46 +949,12 @@
                         </m:r>
                       </m:sub>
                     </m:sSub>
-                  </m:oMath>
-                </w:p>
-              </w:tc>
-              <w:tc>
-                <w:tcPr/>
-                <w:p>
-                  <w:pPr>
-                    <w:pStyle w:val="Compact"/>
-                    <w:jc w:val="left"/>
-                    <w:jc w:val="center"/>
-                  </w:pPr>
-                  <w:r>
-                    <w:t xml:space="preserve">LPP interaction scale</w:t>
-                  </w:r>
-                </w:p>
-              </w:tc>
-              <w:tc>
-                <w:tcPr/>
-                <w:p>
-                  <w:pPr>
-                    <w:pStyle w:val="Compact"/>
-                    <w:jc w:val="left"/>
-                    <w:jc w:val="center"/>
-                  </w:pPr>
-                  <w:r>
-                    <w:t xml:space="preserve">Slope for LPP-by-emotion interaction</w:t>
-                  </w:r>
-                </w:p>
-              </w:tc>
-            </w:tr>
-            <w:tr>
-              <w:tc>
-                <w:tcPr/>
-                <w:p>
-                  <w:pPr>
-                    <w:pStyle w:val="Compact"/>
-                    <w:jc w:val="left"/>
-                    <w:jc w:val="center"/>
-                  </w:pPr>
-                  <m:oMath>
+                    <m:r>
+                      <m:rPr>
+                        <m:sty m:val="p"/>
+                      </m:rPr>
+                      <m:t>,</m:t>
+                    </m:r>
                     <m:sSub>
                       <m:e>
                         <m:r>
@@ -1353,20 +982,7 @@
                     <w:jc w:val="center"/>
                   </w:pPr>
                   <w:r>
-                    <w:t xml:space="preserve">LPP interaction threshold</w:t>
-                  </w:r>
-                </w:p>
-              </w:tc>
-              <w:tc>
-                <w:tcPr/>
-                <w:p>
-                  <w:pPr>
-                    <w:pStyle w:val="Compact"/>
-                    <w:jc w:val="left"/>
-                    <w:jc w:val="center"/>
-                  </w:pPr>
-                  <w:r>
-                    <w:t xml:space="preserve">Centering offset for the interaction term</w:t>
+                    <w:t xml:space="preserve">LPP-by-emotion slope, offset</w:t>
                   </w:r>
                 </w:p>
               </w:tc>
@@ -1382,59 +998,7 @@
         <w:pStyle w:val="BodyText"/>
       </w:pPr>
       <w:r>
-        <w:t xml:space="preserve">At the start of each list,</w:t>
-      </w:r>
-      <w:r>
-        <w:t xml:space="preserve"> </w:t>
-      </w:r>
-      <m:oMath>
-        <m:sSup>
-          <m:e>
-            <m:r>
-              <m:t>M</m:t>
-            </m:r>
-          </m:e>
-          <m:sup>
-            <m:r>
-              <m:t>F</m:t>
-            </m:r>
-            <m:r>
-              <m:t>C</m:t>
-            </m:r>
-          </m:sup>
-        </m:sSup>
-      </m:oMath>
-      <w:r>
-        <w:t xml:space="preserve"> </w:t>
-      </w:r>
-      <w:r>
-        <w:t xml:space="preserve">and</w:t>
-      </w:r>
-      <w:r>
-        <w:t xml:space="preserve"> </w:t>
-      </w:r>
-      <m:oMath>
-        <m:sSup>
-          <m:e>
-            <m:r>
-              <m:t>M</m:t>
-            </m:r>
-          </m:e>
-          <m:sup>
-            <m:r>
-              <m:t>C</m:t>
-            </m:r>
-            <m:r>
-              <m:t>F</m:t>
-            </m:r>
-          </m:sup>
-        </m:sSup>
-      </m:oMath>
-      <w:r>
-        <w:t xml:space="preserve"> </w:t>
-      </w:r>
-      <w:r>
-        <w:t xml:space="preserve">are initialized to pre-experimental values.</w:t>
+        <w:t xml:space="preserve">Pre-experimental memory is initialized as</w:t>
       </w:r>
     </w:p>
     <w:p>
@@ -1741,50 +1305,6 @@
     <w:p>
       <w:pPr>
         <w:pStyle w:val="FirstParagraph"/>
-      </w:pPr>
-      <m:oMath>
-        <m:r>
-          <m:t>γ</m:t>
-        </m:r>
-      </m:oMath>
-      <w:r>
-        <w:t xml:space="preserve"> </w:t>
-      </w:r>
-      <w:r>
-        <w:t xml:space="preserve">scales the ratio of new feature-to-context associations formed during the experiment to pre-experimental item-context links.</w:t>
-      </w:r>
-      <w:r>
-        <w:t xml:space="preserve"> </w:t>
-      </w:r>
-      <m:oMath>
-        <m:r>
-          <m:t>δ</m:t>
-        </m:r>
-      </m:oMath>
-      <w:r>
-        <w:t xml:space="preserve"> </w:t>
-      </w:r>
-      <w:r>
-        <w:t xml:space="preserve">and</w:t>
-      </w:r>
-      <w:r>
-        <w:t xml:space="preserve"> </w:t>
-      </w:r>
-      <m:oMath>
-        <m:r>
-          <m:t>α</m:t>
-        </m:r>
-      </m:oMath>
-      <w:r>
-        <w:t xml:space="preserve"> </w:t>
-      </w:r>
-      <w:r>
-        <w:t xml:space="preserve">set pre-experimental self-support and shared support in context-to-feature memory, respectively.</w:t>
-      </w:r>
-    </w:p>
-    <w:p>
-      <w:pPr>
-        <w:pStyle w:val="BodyText"/>
       </w:pPr>
       <w:r>
         <w:t xml:space="preserve">During encoding, temporal contextual input is retrieved as</w:t>
@@ -2228,7 +1748,7 @@
         <w:pStyle w:val="FirstParagraph"/>
       </w:pPr>
       <w:r>
-        <w:t xml:space="preserve">Feature-to-context learning uses a Hebbian update.</w:t>
+        <w:t xml:space="preserve">Feature-to-context learning proceeds via Hebbian updates as:</w:t>
       </w:r>
     </w:p>
     <w:p>
@@ -2312,7 +1832,7 @@
         <w:pStyle w:val="FirstParagraph"/>
       </w:pPr>
       <w:r>
-        <w:t xml:space="preserve">Primacy is implemented by scaling the temporal context-to-feature learning rate.</w:t>
+        <w:t xml:space="preserve">The primacy-graded attention term is defined as:</w:t>
       </w:r>
     </w:p>
     <w:p>
@@ -2420,7 +1940,13 @@
         <w:pStyle w:val="FirstParagraph"/>
       </w:pPr>
       <w:r>
-        <w:t xml:space="preserve">Learning strength is defined as</w:t>
+        <w:t xml:space="preserve">The complete learning-strength term is defined differently in each model variant (see below).</w:t>
+      </w:r>
+      <w:r>
+        <w:t xml:space="preserve"> </w:t>
+      </w:r>
+      <w:r>
+        <w:t xml:space="preserve">In the base case, it is:</w:t>
       </w:r>
     </w:p>
     <w:p>
@@ -2505,132 +2031,8 @@
       <w:pPr>
         <w:pStyle w:val="FirstParagraph"/>
       </w:pPr>
-      <m:oMath>
-        <m:sSub>
-          <m:e>
-            <m:r>
-              <m:t>ϕ</m:t>
-            </m:r>
-          </m:e>
-          <m:sub>
-            <m:r>
-              <m:t>e</m:t>
-            </m:r>
-            <m:r>
-              <m:t>m</m:t>
-            </m:r>
-            <m:r>
-              <m:t>o</m:t>
-            </m:r>
-            <m:r>
-              <m:t>t</m:t>
-            </m:r>
-            <m:r>
-              <m:rPr>
-                <m:sty m:val="p"/>
-              </m:rPr>
-              <m:t>,</m:t>
-            </m:r>
-            <m:r>
-              <m:t>i</m:t>
-            </m:r>
-          </m:sub>
-        </m:sSub>
-      </m:oMath>
-      <w:r>
-        <w:t xml:space="preserve"> </w:t>
-      </w:r>
-      <w:r>
-        <w:t xml:space="preserve">equals</w:t>
-      </w:r>
-      <w:r>
-        <w:t xml:space="preserve"> </w:t>
-      </w:r>
-      <m:oMath>
-        <m:sSub>
-          <m:e>
-            <m:r>
-              <m:t>ϕ</m:t>
-            </m:r>
-          </m:e>
-          <m:sub>
-            <m:r>
-              <m:t>e</m:t>
-            </m:r>
-            <m:r>
-              <m:t>m</m:t>
-            </m:r>
-            <m:r>
-              <m:t>o</m:t>
-            </m:r>
-            <m:r>
-              <m:t>t</m:t>
-            </m:r>
-          </m:sub>
-        </m:sSub>
-      </m:oMath>
-      <w:r>
-        <w:t xml:space="preserve"> </w:t>
-      </w:r>
-      <w:r>
-        <w:t xml:space="preserve">for emotional items and 0 for neutral items.</w:t>
-      </w:r>
-      <w:r>
-        <w:t xml:space="preserve"> </w:t>
-      </w:r>
-      <w:r>
-        <w:t xml:space="preserve">The primacy term</w:t>
-      </w:r>
-      <w:r>
-        <w:t xml:space="preserve"> </w:t>
-      </w:r>
-      <m:oMath>
-        <m:sSub>
-          <m:e>
-            <m:r>
-              <m:t>ϕ</m:t>
-            </m:r>
-          </m:e>
-          <m:sub>
-            <m:r>
-              <m:t>i</m:t>
-            </m:r>
-          </m:sub>
-        </m:sSub>
-      </m:oMath>
-      <w:r>
-        <w:t xml:space="preserve"> </w:t>
-      </w:r>
-      <w:r>
-        <w:t xml:space="preserve">enters additively to capture an independent contribution to learning strength.</w:t>
-      </w:r>
-    </w:p>
-    <w:p>
-      <w:pPr>
-        <w:pStyle w:val="BodyText"/>
-      </w:pPr>
-      <w:r>
-        <w:t xml:space="preserve">Context-to-feature learning uses the learning strength</w:t>
-      </w:r>
-      <w:r>
-        <w:t xml:space="preserve"> </w:t>
-      </w:r>
-      <m:oMath>
-        <m:sSub>
-          <m:e>
-            <m:r>
-              <m:t>g</m:t>
-            </m:r>
-          </m:e>
-          <m:sub>
-            <m:r>
-              <m:t>i</m:t>
-            </m:r>
-          </m:sub>
-        </m:sSub>
-      </m:oMath>
-      <w:r>
-        <w:t xml:space="preserve">.</w:t>
+      <w:r>
+        <w:t xml:space="preserve">Altogether, context-to-feature associations are updated as:</w:t>
       </w:r>
     </w:p>
     <w:p>
@@ -2723,7 +2125,7 @@
         <w:pStyle w:val="FirstParagraph"/>
       </w:pPr>
       <w:r>
-        <w:t xml:space="preserve">At the start of recall, temporal context is shifted toward the pre-list state.</w:t>
+        <w:t xml:space="preserve">At recall onset, temporal context is shifted toward the pre-list state as</w:t>
       </w:r>
     </w:p>
     <w:p>
@@ -2863,7 +2265,7 @@
         <w:pStyle w:val="FirstParagraph"/>
       </w:pPr>
       <w:r>
-        <w:t xml:space="preserve">At each recall step, temporal context cues item activations.</w:t>
+        <w:t xml:space="preserve">At each recall step, temporal context cues item activations according to:</w:t>
       </w:r>
     </w:p>
     <w:p>
@@ -2919,7 +2321,7 @@
         <w:pStyle w:val="FirstParagraph"/>
       </w:pPr>
       <w:r>
-        <w:t xml:space="preserve">At each recall step, the probability of recalling item</w:t>
+        <w:t xml:space="preserve">Given this cue, at each recall step, the probability of recalling item</w:t>
       </w:r>
       <w:r>
         <w:t xml:space="preserve"> </w:t>
@@ -3056,13 +2458,7 @@
         <w:pStyle w:val="FirstParagraph"/>
       </w:pPr>
       <w:r>
-        <w:t xml:space="preserve">We omit an explicit termination mechanism, consistent with our focus on recalled items rather than stopping decisions.</w:t>
-      </w:r>
-      <w:r>
-        <w:t xml:space="preserve"> </w:t>
-      </w:r>
-      <w:r>
-        <w:t xml:space="preserve">After each recall, the recalled item’s temporal context is reinstated via</w:t>
+        <w:t xml:space="preserve">After recall, the retrieved item’s temporal context is reinstated via</w:t>
       </w:r>
       <w:r>
         <w:t xml:space="preserve"> </w:t>
@@ -3115,6 +2511,12 @@
       </m:oMath>
       <w:r>
         <w:t xml:space="preserve">, and the process iterates.</w:t>
+      </w:r>
+      <w:r>
+        <w:t xml:space="preserve"> </w:t>
+      </w:r>
+      <w:r>
+        <w:t xml:space="preserve">We omit an explicit termination mechanism; instead, we match each trial’s observed output length during simulation (see below).</w:t>
       </w:r>
     </w:p>
     <w:bookmarkEnd w:id="21"/>
@@ -3132,7 +2534,7 @@
         <w:pStyle w:val="FirstParagraph"/>
       </w:pPr>
       <w:r>
-        <w:t xml:space="preserve">We compare three variants that differ only in how Early LPP enters the learning-strength term</w:t>
+        <w:t xml:space="preserve">We compare three variants that differ only in how emotion and Early LPP enter the learning-strength term</w:t>
       </w:r>
       <w:r>
         <w:t xml:space="preserve"> </w:t>
@@ -3195,7 +2597,30 @@
         <w:t xml:space="preserve"> </w:t>
       </w:r>
       <w:r>
-        <w:t xml:space="preserve">This isolates whether LPP adds explanatory value beyond emotion labels and whether that value differs by item type, while keeping the retrieved-context dynamics fixed.</w:t>
+        <w:t xml:space="preserve">Let</w:t>
+      </w:r>
+      <w:r>
+        <w:t xml:space="preserve"> </w:t>
+      </w:r>
+      <m:oMath>
+        <m:sSub>
+          <m:e>
+            <m:r>
+              <m:t>e</m:t>
+            </m:r>
+          </m:e>
+          <m:sub>
+            <m:r>
+              <m:t>i</m:t>
+            </m:r>
+          </m:sub>
+        </m:sSub>
+      </m:oMath>
+      <w:r>
+        <w:t xml:space="preserve"> </w:t>
+      </w:r>
+      <w:r>
+        <w:t xml:space="preserve">be an indicator that equals 1 for emotional items and 0 for neutral items.</w:t>
       </w:r>
     </w:p>
     <w:p>
@@ -3203,7 +2628,7 @@
         <w:pStyle w:val="BodyText"/>
       </w:pPr>
       <w:r>
-        <w:t xml:space="preserve">Let</w:t>
+        <w:t xml:space="preserve">We define the emotion term in the learning strength as</w:t>
       </w:r>
       <w:r>
         <w:t xml:space="preserve"> </w:t>
@@ -3212,6 +2637,63 @@
         <m:sSub>
           <m:e>
             <m:r>
+              <m:t>ϕ</m:t>
+            </m:r>
+          </m:e>
+          <m:sub>
+            <m:r>
+              <m:t>e</m:t>
+            </m:r>
+            <m:r>
+              <m:t>m</m:t>
+            </m:r>
+            <m:r>
+              <m:t>o</m:t>
+            </m:r>
+            <m:r>
+              <m:t>t</m:t>
+            </m:r>
+            <m:r>
+              <m:rPr>
+                <m:sty m:val="p"/>
+              </m:rPr>
+              <m:t>,</m:t>
+            </m:r>
+            <m:r>
+              <m:t>i</m:t>
+            </m:r>
+          </m:sub>
+        </m:sSub>
+        <m:r>
+          <m:rPr>
+            <m:sty m:val="p"/>
+          </m:rPr>
+          <m:t>=</m:t>
+        </m:r>
+        <m:sSub>
+          <m:e>
+            <m:r>
+              <m:t>ϕ</m:t>
+            </m:r>
+          </m:e>
+          <m:sub>
+            <m:r>
+              <m:t>e</m:t>
+            </m:r>
+            <m:r>
+              <m:t>m</m:t>
+            </m:r>
+            <m:r>
+              <m:t>o</m:t>
+            </m:r>
+            <m:r>
+              <m:t>t</m:t>
+            </m:r>
+          </m:sub>
+        </m:sSub>
+        <m:sSub>
+          <m:e>
+            <m:r>
               <m:t>e</m:t>
             </m:r>
           </m:e>
@@ -3223,10 +2705,7 @@
         </m:sSub>
       </m:oMath>
       <w:r>
-        <w:t xml:space="preserve"> </w:t>
-      </w:r>
-      <w:r>
-        <w:t xml:space="preserve">be an indicator that equals 1 for emotional items and 0 for neutral items.</w:t>
+        <w:t xml:space="preserve">.</w:t>
       </w:r>
       <w:r>
         <w:t xml:space="preserve"> </w:t>
@@ -3805,7 +3284,7 @@
       </w:r>
     </w:p>
     <w:bookmarkEnd w:id="22"/>
-    <w:bookmarkStart w:id="25" w:name="evaluation-approach"/>
+    <w:bookmarkStart w:id="23" w:name="evaluation-approach"/>
     <w:p>
       <w:pPr>
         <w:pStyle w:val="Heading2"/>
@@ -3819,7 +3298,13 @@
         <w:pStyle w:val="FirstParagraph"/>
       </w:pPr>
       <w:r>
-        <w:t xml:space="preserve">We evaluated each model by how well it predicts the unordered set of recalled items on each list (not recall order), because our data is missing recall order information and because our primary behavioral outcomes and benchmarks target item selection rather than order-dependent dynamics. Let</w:t>
+        <w:t xml:space="preserve">We evaluated each model by how well it predicts the unordered set of recalled items on each list (not recall order), because our data is missing recall order information and because our primary behavioral outcomes and benchmarks target item selection rather than order-dependent dynamics.</w:t>
+      </w:r>
+      <w:r>
+        <w:t xml:space="preserve"> </w:t>
+      </w:r>
+      <w:r>
+        <w:t xml:space="preserve">Let</w:t>
       </w:r>
       <w:r>
         <w:t xml:space="preserve"> </w:t>
@@ -3890,7 +3375,13 @@
         <w:t xml:space="preserve"> </w:t>
       </w:r>
       <w:r>
-        <w:t xml:space="preserve">(in any order). We define the</w:t>
+        <w:t xml:space="preserve">(in any order).</w:t>
+      </w:r>
+      <w:r>
+        <w:t xml:space="preserve"> </w:t>
+      </w:r>
+      <w:r>
+        <w:t xml:space="preserve">We define the</w:t>
       </w:r>
       <w:r>
         <w:t xml:space="preserve"> </w:t>
@@ -4106,7 +3597,13 @@
         </m:d>
       </m:oMath>
       <w:r>
-        <w:t xml:space="preserve">. We therefore approximate</w:t>
+        <w:t xml:space="preserve">.</w:t>
+      </w:r>
+      <w:r>
+        <w:t xml:space="preserve"> </w:t>
+      </w:r>
+      <w:r>
+        <w:t xml:space="preserve">We therefore approximate</w:t>
       </w:r>
       <w:r>
         <w:t xml:space="preserve"> </w:t>
@@ -4397,7 +3894,13 @@
         </m:d>
       </m:oMath>
       <w:r>
-        <w:t xml:space="preserve">. Because the factorial factor does not depend on</w:t>
+        <w:t xml:space="preserve">.</w:t>
+      </w:r>
+      <w:r>
+        <w:t xml:space="preserve"> </w:t>
+      </w:r>
+      <w:r>
+        <w:t xml:space="preserve">Because the factorial factor does not depend on</w:t>
       </w:r>
       <w:r>
         <w:t xml:space="preserve"> </w:t>
@@ -4513,7 +4016,25 @@
         <w:t xml:space="preserve">(Storn and Price 1997)</w:t>
       </w:r>
       <w:r>
-        <w:t xml:space="preserve">. Because the optimizer is stochastic, we run three independent fits per participant and model variant and retain the best-performing fit. We compare variants using AIC computed from the approximate set log-likelihood. We then assess qualitative adequacy by simulating each fitted model on the study lists while matching each trial’s observed output length and plotting the benchmark summaries.</w:t>
+        <w:t xml:space="preserve">.</w:t>
+      </w:r>
+      <w:r>
+        <w:t xml:space="preserve"> </w:t>
+      </w:r>
+      <w:r>
+        <w:t xml:space="preserve">Because the optimizer is stochastic, we run three independent fits per participant and model variant and retain the best-performing fit.</w:t>
+      </w:r>
+      <w:r>
+        <w:t xml:space="preserve"> </w:t>
+      </w:r>
+      <w:r>
+        <w:t xml:space="preserve">We compare variants using AIC computed from the approximate set log-likelihood.</w:t>
+      </w:r>
+      <w:r>
+        <w:t xml:space="preserve"> </w:t>
+      </w:r>
+      <w:r>
+        <w:t xml:space="preserve">We then assess qualitative adequacy by simulating each fitted model on the study lists while matching each trial’s observed output length and plotting the benchmark summaries.</w:t>
       </w:r>
       <w:r>
         <w:t xml:space="preserve"> </w:t>
@@ -4522,8 +4043,742 @@
         <w:t xml:space="preserve">This set-likelihood approach evaluates models on their ability to reproduce the full recalled sets, providing a stringent test of mechanistic hypotheses.</w:t>
       </w:r>
     </w:p>
-    <w:bookmarkStart w:id="24" w:name="refs"/>
-    <w:bookmarkStart w:id="23" w:name="ref-storn1997differential"/>
+    <w:bookmarkEnd w:id="23"/>
+    <w:bookmarkStart w:id="46" w:name="comparison-results"/>
+    <w:p>
+      <w:pPr>
+        <w:pStyle w:val="Heading2"/>
+      </w:pPr>
+      <w:r>
+        <w:t xml:space="preserve">Comparison Results</w:t>
+      </w:r>
+    </w:p>
+    <w:p>
+      <w:pPr>
+        <w:pStyle w:val="FirstParagraph"/>
+      </w:pPr>
+      <w:r>
+        <w:t xml:space="preserve">The Emotion + LPP (interaction) model provides the best fit by all comparison metrics.</w:t>
+      </w:r>
+      <w:r>
+        <w:t xml:space="preserve"> </w:t>
+      </w:r>
+      <w:hyperlink w:anchor="tbl-talmi-delta-aic">
+        <w:r>
+          <w:rPr>
+            <w:rStyle w:val="Hyperlink"/>
+          </w:rPr>
+          <w:t xml:space="preserve">Table 2</w:t>
+        </w:r>
+      </w:hyperlink>
+      <w:r>
+        <w:t xml:space="preserve"> </w:t>
+      </w:r>
+      <w:r>
+        <w:t xml:space="preserve">reports pairwise delta AIC values used in the comparisons above.</w:t>
+      </w:r>
+      <w:r>
+        <w:t xml:space="preserve"> </w:t>
+      </w:r>
+      <w:r>
+        <w:t xml:space="preserve">Parameter estimates were similar across variants, so inference is driven primarily by relative fit and benchmark behavior.</w:t>
+      </w:r>
+    </w:p>
+    <w:tbl>
+      <w:tblPr>
+        <w:tblStyle w:val="Table"/>
+        <w:tblW w:type="pct" w:w="5000"/>
+        <w:tblLayout w:type="fixed"/>
+        <w:tblLook w:firstRow="0" w:lastRow="0" w:firstColumn="0" w:lastColumn="0" w:noHBand="0" w:noVBand="0" w:val="0000"/>
+      </w:tblPr>
+      <w:tblGrid>
+        <w:gridCol w:w="7920"/>
+      </w:tblGrid>
+      <w:tr>
+        <w:tc>
+          <w:tcPr/>
+          <w:bookmarkStart w:id="24" w:name="tbl-talmi-delta-aic"/>
+          <w:p>
+            <w:pPr>
+              <w:jc w:val="center"/>
+            </w:pPr>
+            <w:pPr>
+              <w:jc w:val="start"/>
+              <w:spacing w:before="200"/>
+              <w:pStyle w:val="ImageCaption"/>
+            </w:pPr>
+            <w:r>
+              <w:t xml:space="preserve">Table 2: Pairwise delta AIC (row minus column; mean [95% t-based CI]).</w:t>
+            </w:r>
+          </w:p>
+          <w:tbl>
+            <w:tblPr>
+              <w:tblStyle w:val="Table"/>
+              <w:tblW w:type="pct" w:w="5000"/>
+              <w:tblLayout w:type="fixed"/>
+              <w:tblLook w:firstRow="1" w:lastRow="0" w:firstColumn="0" w:lastColumn="0" w:noHBand="0" w:noVBand="0" w:val="0020"/>
+            </w:tblPr>
+            <w:tblGrid>
+              <w:gridCol w:w="2692"/>
+              <w:gridCol w:w="1742"/>
+              <w:gridCol w:w="1742"/>
+              <w:gridCol w:w="1742"/>
+            </w:tblGrid>
+            <w:tr>
+              <w:trPr>
+                <w:tblHeader w:val="on"/>
+              </w:trPr>
+              <w:tc>
+                <w:tcPr/>
+                <w:p>
+                  <w:pPr>
+                    <w:pStyle w:val="Compact"/>
+                  </w:pPr>
+                </w:p>
+              </w:tc>
+              <w:tc>
+                <w:tcPr/>
+                <w:p>
+                  <w:pPr>
+                    <w:pStyle w:val="Compact"/>
+                    <w:jc w:val="left"/>
+                    <w:jc w:val="center"/>
+                  </w:pPr>
+                  <w:r>
+                    <w:t xml:space="preserve">Emotion + LPP (main effects)</w:t>
+                  </w:r>
+                </w:p>
+              </w:tc>
+              <w:tc>
+                <w:tcPr/>
+                <w:p>
+                  <w:pPr>
+                    <w:pStyle w:val="Compact"/>
+                    <w:jc w:val="left"/>
+                    <w:jc w:val="center"/>
+                  </w:pPr>
+                  <w:r>
+                    <w:t xml:space="preserve">Emotion + LPP (interaction)</w:t>
+                  </w:r>
+                </w:p>
+              </w:tc>
+              <w:tc>
+                <w:tcPr/>
+                <w:p>
+                  <w:pPr>
+                    <w:pStyle w:val="Compact"/>
+                    <w:jc w:val="left"/>
+                    <w:jc w:val="center"/>
+                  </w:pPr>
+                  <w:r>
+                    <w:t xml:space="preserve">Emotion-only</w:t>
+                  </w:r>
+                </w:p>
+              </w:tc>
+            </w:tr>
+            <w:tr>
+              <w:tc>
+                <w:tcPr/>
+                <w:p>
+                  <w:pPr>
+                    <w:pStyle w:val="Compact"/>
+                    <w:jc w:val="left"/>
+                    <w:jc w:val="center"/>
+                  </w:pPr>
+                  <w:r>
+                    <w:t xml:space="preserve">Emotion + LPP (main effects)</w:t>
+                  </w:r>
+                </w:p>
+              </w:tc>
+              <w:tc>
+                <w:tcPr/>
+                <w:p>
+                  <w:pPr>
+                    <w:pStyle w:val="Compact"/>
+                    <w:jc w:val="left"/>
+                    <w:jc w:val="center"/>
+                  </w:pPr>
+                  <w:r>
+                    <w:t xml:space="preserve">NA</w:t>
+                  </w:r>
+                </w:p>
+              </w:tc>
+              <w:tc>
+                <w:tcPr/>
+                <w:p>
+                  <w:pPr>
+                    <w:pStyle w:val="Compact"/>
+                    <w:jc w:val="left"/>
+                    <w:jc w:val="center"/>
+                  </w:pPr>
+                  <w:r>
+                    <w:t xml:space="preserve">1.12 [0.13, 2.11]</w:t>
+                  </w:r>
+                </w:p>
+              </w:tc>
+              <w:tc>
+                <w:tcPr/>
+                <w:p>
+                  <w:pPr>
+                    <w:pStyle w:val="Compact"/>
+                    <w:jc w:val="left"/>
+                    <w:jc w:val="center"/>
+                  </w:pPr>
+                  <w:r>
+                    <w:t xml:space="preserve">-2.86 [-4.14, -1.57]</w:t>
+                  </w:r>
+                </w:p>
+              </w:tc>
+            </w:tr>
+            <w:tr>
+              <w:tc>
+                <w:tcPr/>
+                <w:p>
+                  <w:pPr>
+                    <w:pStyle w:val="Compact"/>
+                    <w:jc w:val="left"/>
+                    <w:jc w:val="center"/>
+                  </w:pPr>
+                  <w:r>
+                    <w:t xml:space="preserve">Emotion + LPP (interaction)</w:t>
+                  </w:r>
+                </w:p>
+              </w:tc>
+              <w:tc>
+                <w:tcPr/>
+                <w:p>
+                  <w:pPr>
+                    <w:pStyle w:val="Compact"/>
+                    <w:jc w:val="left"/>
+                    <w:jc w:val="center"/>
+                  </w:pPr>
+                  <w:r>
+                    <w:t xml:space="preserve">-1.12 [-2.11, -0.13]</w:t>
+                  </w:r>
+                </w:p>
+              </w:tc>
+              <w:tc>
+                <w:tcPr/>
+                <w:p>
+                  <w:pPr>
+                    <w:pStyle w:val="Compact"/>
+                    <w:jc w:val="left"/>
+                    <w:jc w:val="center"/>
+                  </w:pPr>
+                  <w:r>
+                    <w:t xml:space="preserve">NA</w:t>
+                  </w:r>
+                </w:p>
+              </w:tc>
+              <w:tc>
+                <w:tcPr/>
+                <w:p>
+                  <w:pPr>
+                    <w:pStyle w:val="Compact"/>
+                    <w:jc w:val="left"/>
+                    <w:jc w:val="center"/>
+                  </w:pPr>
+                  <w:r>
+                    <w:t xml:space="preserve">-3.98 [-5.71, -2.25]</w:t>
+                  </w:r>
+                </w:p>
+              </w:tc>
+            </w:tr>
+            <w:tr>
+              <w:tc>
+                <w:tcPr/>
+                <w:p>
+                  <w:pPr>
+                    <w:pStyle w:val="Compact"/>
+                    <w:jc w:val="left"/>
+                    <w:jc w:val="center"/>
+                  </w:pPr>
+                  <w:r>
+                    <w:t xml:space="preserve">Emotion-only</w:t>
+                  </w:r>
+                </w:p>
+              </w:tc>
+              <w:tc>
+                <w:tcPr/>
+                <w:p>
+                  <w:pPr>
+                    <w:pStyle w:val="Compact"/>
+                    <w:jc w:val="left"/>
+                    <w:jc w:val="center"/>
+                  </w:pPr>
+                  <w:r>
+                    <w:t xml:space="preserve">2.86 [1.57, 4.14]</w:t>
+                  </w:r>
+                </w:p>
+              </w:tc>
+              <w:tc>
+                <w:tcPr/>
+                <w:p>
+                  <w:pPr>
+                    <w:pStyle w:val="Compact"/>
+                    <w:jc w:val="left"/>
+                    <w:jc w:val="center"/>
+                  </w:pPr>
+                  <w:r>
+                    <w:t xml:space="preserve">3.98 [2.25, 5.71]</w:t>
+                  </w:r>
+                </w:p>
+              </w:tc>
+              <w:tc>
+                <w:tcPr/>
+                <w:p>
+                  <w:pPr>
+                    <w:pStyle w:val="Compact"/>
+                    <w:jc w:val="left"/>
+                    <w:jc w:val="center"/>
+                  </w:pPr>
+                  <w:r>
+                    <w:t xml:space="preserve">NA</w:t>
+                  </w:r>
+                </w:p>
+              </w:tc>
+            </w:tr>
+          </w:tbl>
+          <w:bookmarkEnd w:id="24"/>
+          <w:p/>
+        </w:tc>
+      </w:tr>
+    </w:tbl>
+    <w:p>
+      <w:pPr>
+        <w:pStyle w:val="BodyText"/>
+      </w:pPr>
+      <w:hyperlink w:anchor="fig-eeg_benchmark_fits">
+        <w:r>
+          <w:rPr>
+            <w:rStyle w:val="Hyperlink"/>
+          </w:rPr>
+          <w:t xml:space="preserve">Figure 1</w:t>
+        </w:r>
+      </w:hyperlink>
+      <w:r>
+        <w:t xml:space="preserve"> </w:t>
+      </w:r>
+      <w:r>
+        <w:t xml:space="preserve">summarizes empirical benchmarks and their simulations for all fitted variants.</w:t>
+      </w:r>
+      <w:r>
+        <w:t xml:space="preserve"> </w:t>
+      </w:r>
+      <w:r>
+        <w:t xml:space="preserve">In the Emotion-only simulations, the model captures much of the emotional enhancement of memory in the Category-SPC but shows little separation between recalled and unrecalled negative items in Early LPP. This pattern indicates that emotion labels alone can reproduce the overall category advantage without explaining LPP-linked recall differences.</w:t>
+      </w:r>
+      <w:r>
+        <w:t xml:space="preserve"> </w:t>
+      </w:r>
+      <w:r>
+        <w:t xml:space="preserve">In the Emotion + LPP (main effects) simulations, the model fits both summary statistics but assigns a larger recalled–unrecalled difference for neutral items and a smaller difference for negative items.</w:t>
+      </w:r>
+      <w:r>
+        <w:t xml:space="preserve"> </w:t>
+      </w:r>
+      <w:r>
+        <w:t xml:space="preserve">This pattern suggests that a single LPP slope captures the overall association while misallocating the emotion-specific separation.</w:t>
+      </w:r>
+      <w:r>
+        <w:t xml:space="preserve"> </w:t>
+      </w:r>
+      <w:r>
+        <w:t xml:space="preserve">In the Emotion + LPP (interaction) simulations, the Category-SPC preserves emotional enhancement of memory and the Early LPP panel shows a clearer emotion-dependent separation between recalled and unrecalled items.</w:t>
+      </w:r>
+      <w:r>
+        <w:t xml:space="preserve"> </w:t>
+      </w:r>
+      <w:r>
+        <w:t xml:space="preserve">Together these benchmarks indicate that combining emotion and LPP with an interaction provides the most faithful account of both the category-level advantage and the emotion-specific LPP–recall pattern.</w:t>
+      </w:r>
+    </w:p>
+    <w:bookmarkStart w:id="43" w:name="fig-eeg_benchmark_fits"/>
+    <w:tbl>
+      <w:tblPr>
+        <w:tblStyle w:val="Table"/>
+        <w:tblW w:type="pct" w:w="4900"/>
+        <w:tblLayout w:type="fixed"/>
+        <w:tblLook w:firstRow="0" w:lastRow="0" w:firstColumn="0" w:lastColumn="0" w:noHBand="0" w:noVBand="0" w:val="0000"/>
+      </w:tblPr>
+      <w:tblGrid>
+        <w:gridCol w:w="3880"/>
+        <w:gridCol w:w="3880"/>
+      </w:tblGrid>
+      <w:tr>
+        <w:tc>
+          <w:tcPr/>
+          <w:p>
+            <w:pPr>
+              <w:jc w:val="center"/>
+            </w:pPr>
+            <w:r>
+              <w:drawing>
+                <wp:inline>
+                  <wp:extent cx="2971800" cy="2306686"/>
+                  <wp:effectExtent b="0" l="0" r="0" t="0"/>
+                  <wp:docPr descr="" title="" id="26" name="Picture"/>
+                  <a:graphic>
+                    <a:graphicData uri="http://schemas.openxmlformats.org/drawingml/2006/picture">
+                      <pic:pic>
+                        <pic:nvPicPr>
+                          <pic:cNvPr descr="results/figures/fitting/TalmiEEG_EEGEmotionOnly_50_set_likelihood_fixed_term_best_of_3_cat_spc.png" id="27" name="Picture"/>
+                          <pic:cNvPicPr>
+                            <a:picLocks noChangeArrowheads="1" noChangeAspect="1"/>
+                          </pic:cNvPicPr>
+                        </pic:nvPicPr>
+                        <pic:blipFill>
+                          <a:blip r:embed="rId25"/>
+                          <a:stretch>
+                            <a:fillRect/>
+                          </a:stretch>
+                        </pic:blipFill>
+                        <pic:spPr bwMode="auto">
+                          <a:xfrm>
+                            <a:off x="0" y="0"/>
+                            <a:ext cx="2971800" cy="2306686"/>
+                          </a:xfrm>
+                          <a:prstGeom prst="rect">
+                            <a:avLst/>
+                          </a:prstGeom>
+                          <a:noFill/>
+                          <a:ln w="9525">
+                            <a:noFill/>
+                            <a:headEnd/>
+                            <a:tailEnd/>
+                          </a:ln>
+                        </pic:spPr>
+                      </pic:pic>
+                    </a:graphicData>
+                  </a:graphic>
+                </wp:inline>
+              </w:drawing>
+            </w:r>
+          </w:p>
+        </w:tc>
+        <w:tc>
+          <w:tcPr/>
+          <w:p>
+            <w:pPr>
+              <w:jc w:val="center"/>
+            </w:pPr>
+            <w:r>
+              <w:drawing>
+                <wp:inline>
+                  <wp:extent cx="2971800" cy="2207387"/>
+                  <wp:effectExtent b="0" l="0" r="0" t="0"/>
+                  <wp:docPr descr="" title="" id="29" name="Picture"/>
+                  <a:graphic>
+                    <a:graphicData uri="http://schemas.openxmlformats.org/drawingml/2006/picture">
+                      <pic:pic>
+                        <pic:nvPicPr>
+                          <pic:cNvPr descr="results/figures/fitting/TalmiEEG_EEGEmotionOnly_50_set_likelihood_fixed_term_best_of_3_cat_lpp_by_recall.png" id="30" name="Picture"/>
+                          <pic:cNvPicPr>
+                            <a:picLocks noChangeArrowheads="1" noChangeAspect="1"/>
+                          </pic:cNvPicPr>
+                        </pic:nvPicPr>
+                        <pic:blipFill>
+                          <a:blip r:embed="rId28"/>
+                          <a:stretch>
+                            <a:fillRect/>
+                          </a:stretch>
+                        </pic:blipFill>
+                        <pic:spPr bwMode="auto">
+                          <a:xfrm>
+                            <a:off x="0" y="0"/>
+                            <a:ext cx="2971800" cy="2207387"/>
+                          </a:xfrm>
+                          <a:prstGeom prst="rect">
+                            <a:avLst/>
+                          </a:prstGeom>
+                          <a:noFill/>
+                          <a:ln w="9525">
+                            <a:noFill/>
+                            <a:headEnd/>
+                            <a:tailEnd/>
+                          </a:ln>
+                        </pic:spPr>
+                      </pic:pic>
+                    </a:graphicData>
+                  </a:graphic>
+                </wp:inline>
+              </w:drawing>
+            </w:r>
+          </w:p>
+        </w:tc>
+      </w:tr>
+    </w:tbl>
+    <w:p>
+      <w:pPr>
+        <w:framePr w:w="0" w:h="0" w:vAnchor="margin" w:hAnchor="margin" w:xAlign="right" w:yAlign="top"/>
+      </w:pPr>
+    </w:p>
+    <w:tbl>
+      <w:tblPr>
+        <w:tblStyle w:val="Table"/>
+        <w:tblW w:type="pct" w:w="4900"/>
+        <w:tblLayout w:type="fixed"/>
+        <w:tblLook w:firstRow="0" w:lastRow="0" w:firstColumn="0" w:lastColumn="0" w:noHBand="0" w:noVBand="0" w:val="0000"/>
+      </w:tblPr>
+      <w:tblGrid>
+        <w:gridCol w:w="3880"/>
+        <w:gridCol w:w="3880"/>
+      </w:tblGrid>
+      <w:tr>
+        <w:tc>
+          <w:tcPr/>
+          <w:p>
+            <w:pPr>
+              <w:jc w:val="center"/>
+            </w:pPr>
+            <w:r>
+              <w:drawing>
+                <wp:inline>
+                  <wp:extent cx="2971800" cy="2306686"/>
+                  <wp:effectExtent b="0" l="0" r="0" t="0"/>
+                  <wp:docPr descr="" title="" id="32" name="Picture"/>
+                  <a:graphic>
+                    <a:graphicData uri="http://schemas.openxmlformats.org/drawingml/2006/picture">
+                      <pic:pic>
+                        <pic:nvPicPr>
+                          <pic:cNvPr descr="results/figures/fitting/TalmiEEG_EEGMainEffects_50_set_likelihood_fixed_term_best_of_3_cat_spc.png" id="33" name="Picture"/>
+                          <pic:cNvPicPr>
+                            <a:picLocks noChangeArrowheads="1" noChangeAspect="1"/>
+                          </pic:cNvPicPr>
+                        </pic:nvPicPr>
+                        <pic:blipFill>
+                          <a:blip r:embed="rId31"/>
+                          <a:stretch>
+                            <a:fillRect/>
+                          </a:stretch>
+                        </pic:blipFill>
+                        <pic:spPr bwMode="auto">
+                          <a:xfrm>
+                            <a:off x="0" y="0"/>
+                            <a:ext cx="2971800" cy="2306686"/>
+                          </a:xfrm>
+                          <a:prstGeom prst="rect">
+                            <a:avLst/>
+                          </a:prstGeom>
+                          <a:noFill/>
+                          <a:ln w="9525">
+                            <a:noFill/>
+                            <a:headEnd/>
+                            <a:tailEnd/>
+                          </a:ln>
+                        </pic:spPr>
+                      </pic:pic>
+                    </a:graphicData>
+                  </a:graphic>
+                </wp:inline>
+              </w:drawing>
+            </w:r>
+          </w:p>
+        </w:tc>
+        <w:tc>
+          <w:tcPr/>
+          <w:p>
+            <w:pPr>
+              <w:jc w:val="center"/>
+            </w:pPr>
+            <w:r>
+              <w:drawing>
+                <wp:inline>
+                  <wp:extent cx="2971800" cy="2207387"/>
+                  <wp:effectExtent b="0" l="0" r="0" t="0"/>
+                  <wp:docPr descr="" title="" id="35" name="Picture"/>
+                  <a:graphic>
+                    <a:graphicData uri="http://schemas.openxmlformats.org/drawingml/2006/picture">
+                      <pic:pic>
+                        <pic:nvPicPr>
+                          <pic:cNvPr descr="results/figures/fitting/TalmiEEG_EEGMainEffects_50_set_likelihood_fixed_term_best_of_3_cat_lpp_by_recall.png" id="36" name="Picture"/>
+                          <pic:cNvPicPr>
+                            <a:picLocks noChangeArrowheads="1" noChangeAspect="1"/>
+                          </pic:cNvPicPr>
+                        </pic:nvPicPr>
+                        <pic:blipFill>
+                          <a:blip r:embed="rId34"/>
+                          <a:stretch>
+                            <a:fillRect/>
+                          </a:stretch>
+                        </pic:blipFill>
+                        <pic:spPr bwMode="auto">
+                          <a:xfrm>
+                            <a:off x="0" y="0"/>
+                            <a:ext cx="2971800" cy="2207387"/>
+                          </a:xfrm>
+                          <a:prstGeom prst="rect">
+                            <a:avLst/>
+                          </a:prstGeom>
+                          <a:noFill/>
+                          <a:ln w="9525">
+                            <a:noFill/>
+                            <a:headEnd/>
+                            <a:tailEnd/>
+                          </a:ln>
+                        </pic:spPr>
+                      </pic:pic>
+                    </a:graphicData>
+                  </a:graphic>
+                </wp:inline>
+              </w:drawing>
+            </w:r>
+          </w:p>
+        </w:tc>
+      </w:tr>
+    </w:tbl>
+    <w:p>
+      <w:pPr>
+        <w:framePr w:w="0" w:h="0" w:vAnchor="margin" w:hAnchor="margin" w:xAlign="right" w:yAlign="top"/>
+      </w:pPr>
+    </w:p>
+    <w:tbl>
+      <w:tblPr>
+        <w:tblStyle w:val="Table"/>
+        <w:tblW w:type="pct" w:w="4900"/>
+        <w:tblLayout w:type="fixed"/>
+        <w:tblLook w:firstRow="0" w:lastRow="0" w:firstColumn="0" w:lastColumn="0" w:noHBand="0" w:noVBand="0" w:val="0000"/>
+      </w:tblPr>
+      <w:tblGrid>
+        <w:gridCol w:w="3880"/>
+        <w:gridCol w:w="3880"/>
+      </w:tblGrid>
+      <w:tr>
+        <w:tc>
+          <w:tcPr/>
+          <w:p>
+            <w:pPr>
+              <w:jc w:val="center"/>
+            </w:pPr>
+            <w:r>
+              <w:drawing>
+                <wp:inline>
+                  <wp:extent cx="2971800" cy="2306686"/>
+                  <wp:effectExtent b="0" l="0" r="0" t="0"/>
+                  <wp:docPr descr="" title="" id="38" name="Picture"/>
+                  <a:graphic>
+                    <a:graphicData uri="http://schemas.openxmlformats.org/drawingml/2006/picture">
+                      <pic:pic>
+                        <pic:nvPicPr>
+                          <pic:cNvPr descr="results/figures/fitting/TalmiEEG_EEGMainEffectsPlusInteraction_50_set_likelihood_fixed_term_best_of_3_cat_spc.png" id="39" name="Picture"/>
+                          <pic:cNvPicPr>
+                            <a:picLocks noChangeArrowheads="1" noChangeAspect="1"/>
+                          </pic:cNvPicPr>
+                        </pic:nvPicPr>
+                        <pic:blipFill>
+                          <a:blip r:embed="rId37"/>
+                          <a:stretch>
+                            <a:fillRect/>
+                          </a:stretch>
+                        </pic:blipFill>
+                        <pic:spPr bwMode="auto">
+                          <a:xfrm>
+                            <a:off x="0" y="0"/>
+                            <a:ext cx="2971800" cy="2306686"/>
+                          </a:xfrm>
+                          <a:prstGeom prst="rect">
+                            <a:avLst/>
+                          </a:prstGeom>
+                          <a:noFill/>
+                          <a:ln w="9525">
+                            <a:noFill/>
+                            <a:headEnd/>
+                            <a:tailEnd/>
+                          </a:ln>
+                        </pic:spPr>
+                      </pic:pic>
+                    </a:graphicData>
+                  </a:graphic>
+                </wp:inline>
+              </w:drawing>
+            </w:r>
+          </w:p>
+        </w:tc>
+        <w:tc>
+          <w:tcPr/>
+          <w:p>
+            <w:pPr>
+              <w:jc w:val="center"/>
+            </w:pPr>
+            <w:r>
+              <w:drawing>
+                <wp:inline>
+                  <wp:extent cx="2971800" cy="2207387"/>
+                  <wp:effectExtent b="0" l="0" r="0" t="0"/>
+                  <wp:docPr descr="" title="" id="41" name="Picture"/>
+                  <a:graphic>
+                    <a:graphicData uri="http://schemas.openxmlformats.org/drawingml/2006/picture">
+                      <pic:pic>
+                        <pic:nvPicPr>
+                          <pic:cNvPr descr="results/figures/fitting/TalmiEEG_EEGMainEffectsPlusInteraction_50_set_likelihood_fixed_term_best_of_3_cat_lpp_by_recall.png" id="42" name="Picture"/>
+                          <pic:cNvPicPr>
+                            <a:picLocks noChangeArrowheads="1" noChangeAspect="1"/>
+                          </pic:cNvPicPr>
+                        </pic:nvPicPr>
+                        <pic:blipFill>
+                          <a:blip r:embed="rId40"/>
+                          <a:stretch>
+                            <a:fillRect/>
+                          </a:stretch>
+                        </pic:blipFill>
+                        <pic:spPr bwMode="auto">
+                          <a:xfrm>
+                            <a:off x="0" y="0"/>
+                            <a:ext cx="2971800" cy="2207387"/>
+                          </a:xfrm>
+                          <a:prstGeom prst="rect">
+                            <a:avLst/>
+                          </a:prstGeom>
+                          <a:noFill/>
+                          <a:ln w="9525">
+                            <a:noFill/>
+                            <a:headEnd/>
+                            <a:tailEnd/>
+                          </a:ln>
+                        </pic:spPr>
+                      </pic:pic>
+                    </a:graphicData>
+                  </a:graphic>
+                </wp:inline>
+              </w:drawing>
+            </w:r>
+          </w:p>
+        </w:tc>
+      </w:tr>
+    </w:tbl>
+    <w:p>
+      <w:pPr>
+        <w:pStyle w:val="BodyText"/>
+      </w:pPr>
+      <w:pPr>
+        <w:spacing w:before="200"/>
+        <w:pStyle w:val="ImageCaption"/>
+      </w:pPr>
+      <w:r>
+        <w:t xml:space="preserve">Figure 1: Benchmark simulations for all model variants compared to empirical data.</w:t>
+      </w:r>
+      <w:r>
+        <w:t xml:space="preserve"> </w:t>
+      </w:r>
+      <w:r>
+        <w:t xml:space="preserve">The top row corresponds to the empirical benchmarks.</w:t>
+      </w:r>
+      <w:r>
+        <w:t xml:space="preserve"> </w:t>
+      </w:r>
+      <w:r>
+        <w:t xml:space="preserve">Proceeding rows correspond to Emotion-only, Emotion + LPP (main effects), and Emotion + LPP (interaction), respectively.</w:t>
+      </w:r>
+      <w:r>
+        <w:t xml:space="preserve"> </w:t>
+      </w:r>
+      <w:r>
+        <w:t xml:space="preserve">Columns show Category-SPC (left) and the LPP-by-recall diagnostic (right).</w:t>
+      </w:r>
+    </w:p>
+    <w:bookmarkEnd w:id="43"/>
+    <w:bookmarkStart w:id="45" w:name="refs"/>
+    <w:bookmarkStart w:id="44" w:name="ref-storn1997differential"/>
     <w:p>
       <w:pPr>
         <w:pStyle w:val="Bibliography"/>
@@ -4554,9 +4809,9 @@
         <w:t xml:space="preserve">11 (4): 341–59.</w:t>
       </w:r>
     </w:p>
-    <w:bookmarkEnd w:id="23"/>
-    <w:bookmarkEnd w:id="24"/>
-    <w:bookmarkEnd w:id="25"/>
+    <w:bookmarkEnd w:id="44"/>
+    <w:bookmarkEnd w:id="45"/>
+    <w:bookmarkEnd w:id="46"/>
     <w:sectPr/>
   </w:body>
 </w:document>
